--- a/exports/C05/C05_Methodes_conventionnelles.docx
+++ b/exports/C05/C05_Methodes_conventionnelles.docx
@@ -312,7 +312,7 @@
         <w:pStyle w:val="Heading3"/>
       </w:pPr>
       <w:r>
-        <w:t xml:space="preserve">1.1 Estimateur linéaire</w:t>
+        <w:t xml:space="preserve">Estimateur linéaire</w:t>
       </w:r>
     </w:p>
     <w:p>
@@ -902,7 +902,7 @@
         <w:pStyle w:val="Heading3"/>
       </w:pPr>
       <w:r>
-        <w:t xml:space="preserve">1.2 Estimateur sans biais</w:t>
+        <w:t xml:space="preserve">Estimateur sans biais</w:t>
       </w:r>
     </w:p>
     <w:p>
@@ -1890,7 +1890,7 @@
         <w:pStyle w:val="Heading3"/>
       </w:pPr>
       <w:r>
-        <w:t xml:space="preserve">1.3 Ce qui distingue les méthodes</w:t>
+        <w:t xml:space="preserve">Ce qui distingue les méthodes</w:t>
       </w:r>
     </w:p>
     <w:p>
@@ -2043,7 +2043,7 @@
         <w:pStyle w:val="Heading3"/>
       </w:pPr>
       <w:r>
-        <w:t xml:space="preserve">2.1 Principe</w:t>
+        <w:t xml:space="preserve">Principe</w:t>
       </w:r>
     </w:p>
     <w:p>
@@ -2101,7 +2101,7 @@
         <w:pStyle w:val="Heading3"/>
       </w:pPr>
       <w:r>
-        <w:t xml:space="preserve">2.2 Construction des polygones de Voronoï</w:t>
+        <w:t xml:space="preserve">Construction des polygones de Voronoï</w:t>
       </w:r>
     </w:p>
     <w:p>
@@ -2385,7 +2385,7 @@
         <w:pStyle w:val="Heading3"/>
       </w:pPr>
       <w:r>
-        <w:t xml:space="preserve">2.3 Poids d’estimation</w:t>
+        <w:t xml:space="preserve">Poids d’estimation</w:t>
       </w:r>
     </w:p>
     <w:p>
@@ -2597,7 +2597,7 @@
         <w:pStyle w:val="Heading3"/>
       </w:pPr>
       <w:r>
-        <w:t xml:space="preserve">2.4 Propriétés importantes</w:t>
+        <w:t xml:space="preserve">Propriétés importantes</w:t>
       </w:r>
     </w:p>
     <w:p>
@@ -2727,7 +2727,7 @@
         <w:pStyle w:val="Heading3"/>
       </w:pPr>
       <w:r>
-        <w:t xml:space="preserve">2.5 Avantages et limites</w:t>
+        <w:t xml:space="preserve">Avantages et limites</w:t>
       </w:r>
     </w:p>
     <w:p>
@@ -2795,7 +2795,7 @@
         <w:pStyle w:val="Heading3"/>
       </w:pPr>
       <w:r>
-        <w:t xml:space="preserve">3.1 Principe</w:t>
+        <w:t xml:space="preserve">Principe</w:t>
       </w:r>
     </w:p>
     <w:p>
@@ -2821,7 +2821,7 @@
         <w:pStyle w:val="Heading3"/>
       </w:pPr>
       <w:r>
-        <w:t xml:space="preserve">3.2 Construction de la triangulation</w:t>
+        <w:t xml:space="preserve">Construction de la triangulation</w:t>
       </w:r>
     </w:p>
     <w:p>
@@ -2847,7 +2847,7 @@
         <w:pStyle w:val="Heading3"/>
       </w:pPr>
       <w:r>
-        <w:t xml:space="preserve">3.3 Calcul de la teneur moyenne du triangle</w:t>
+        <w:t xml:space="preserve">Calcul de la teneur moyenne du triangle</w:t>
       </w:r>
     </w:p>
     <w:p>
@@ -3306,7 +3306,7 @@
         <w:pStyle w:val="Heading4"/>
       </w:pPr>
       <w:r>
-        <w:t xml:space="preserve">3.3.1 Méthode 1 : Moyenne pondérée par l’épaisseur</w:t>
+        <w:t xml:space="preserve">Méthode 1 : Moyenne pondérée par l’épaisseur</w:t>
       </w:r>
     </w:p>
     <w:p>
@@ -3927,7 +3927,7 @@
         <w:pStyle w:val="Heading4"/>
       </w:pPr>
       <w:r>
-        <w:t xml:space="preserve">3.3.2 Méthode 2 : Méthode des « % »</w:t>
+        <w:t xml:space="preserve">Méthode 2 : Méthode des « % »</w:t>
       </w:r>
     </w:p>
     <w:p>
@@ -4886,7 +4886,7 @@
         <w:pStyle w:val="Heading3"/>
       </w:pPr>
       <w:r>
-        <w:t xml:space="preserve">3.4 Exemple numérique</w:t>
+        <w:t xml:space="preserve">Exemple numérique</w:t>
       </w:r>
     </w:p>
     <w:p>
@@ -5722,7 +5722,7 @@
         <w:pStyle w:val="Heading3"/>
       </w:pPr>
       <w:r>
-        <w:t xml:space="preserve">3.5 Interpolation ponctuelle par coordonnées barycentriques</w:t>
+        <w:t xml:space="preserve">Interpolation ponctuelle par coordonnées barycentriques</w:t>
       </w:r>
     </w:p>
     <w:p>
@@ -6089,7 +6089,7 @@
         <w:pStyle w:val="Heading4"/>
       </w:pPr>
       <w:r>
-        <w:t xml:space="preserve">3.5.1 Calcul des coordonnées barycentriques</w:t>
+        <w:t xml:space="preserve">Calcul des coordonnées barycentriques</w:t>
       </w:r>
     </w:p>
     <w:p>
@@ -7387,7 +7387,7 @@
         <w:pStyle w:val="Heading3"/>
       </w:pPr>
       <w:r>
-        <w:t xml:space="preserve">4.1 Principe</w:t>
+        <w:t xml:space="preserve">Principe</w:t>
       </w:r>
     </w:p>
     <w:p>
@@ -7983,7 +7983,7 @@
         <w:pStyle w:val="Heading3"/>
       </w:pPr>
       <w:r>
-        <w:t xml:space="preserve">4.2 Rôle de l’exposant</w:t>
+        <w:t xml:space="preserve">Rôle de l’exposant</w:t>
       </w:r>
       <w:r>
         <w:t xml:space="preserve"> </w:t>
@@ -8297,7 +8297,7 @@
         <w:pStyle w:val="Heading3"/>
       </w:pPr>
       <w:r>
-        <w:t xml:space="preserve">4.3 Exemple numérique</w:t>
+        <w:t xml:space="preserve">Exemple numérique</w:t>
       </w:r>
     </w:p>
     <w:p>
@@ -9251,7 +9251,7 @@
         <w:pStyle w:val="Heading3"/>
       </w:pPr>
       <w:r>
-        <w:t xml:space="preserve">4.4 Paramètres d’ajustement</w:t>
+        <w:t xml:space="preserve">Paramètres d’ajustement</w:t>
       </w:r>
     </w:p>
     <w:p>
@@ -9725,7 +9725,7 @@
         <w:pStyle w:val="Heading3"/>
       </w:pPr>
       <w:r>
-        <w:t xml:space="preserve">4.5 Estimation de blocs</w:t>
+        <w:t xml:space="preserve">Estimation de blocs</w:t>
       </w:r>
     </w:p>
     <w:p>
@@ -9743,7 +9743,7 @@
         <w:pStyle w:val="Heading3"/>
       </w:pPr>
       <w:r>
-        <w:t xml:space="preserve">4.6 Validation croisée</w:t>
+        <w:t xml:space="preserve">Validation croisée</w:t>
       </w:r>
     </w:p>
     <w:p>
@@ -10041,7 +10041,7 @@
         <w:pStyle w:val="Heading3"/>
       </w:pPr>
       <w:r>
-        <w:t xml:space="preserve">4.7 Limites de la méthode</w:t>
+        <w:t xml:space="preserve">Limites de la méthode</w:t>
       </w:r>
     </w:p>
     <w:p>
@@ -10204,7 +10204,7 @@
         <w:pStyle w:val="Heading3"/>
       </w:pPr>
       <w:r>
-        <w:t xml:space="preserve">5.1 Approche moderne</w:t>
+        <w:t xml:space="preserve">Approche moderne</w:t>
       </w:r>
     </w:p>
     <w:p>
@@ -10308,7 +10308,7 @@
         <w:pStyle w:val="Heading3"/>
       </w:pPr>
       <w:r>
-        <w:t xml:space="preserve">5.2 Modélisation explicite et implicite</w:t>
+        <w:t xml:space="preserve">Modélisation explicite et implicite</w:t>
       </w:r>
     </w:p>
     <w:p>
@@ -10578,7 +10578,7 @@
         <w:pStyle w:val="Heading3"/>
       </w:pPr>
       <w:r>
-        <w:t xml:space="preserve">5.3 Construction des solides</w:t>
+        <w:t xml:space="preserve">Construction des solides</w:t>
       </w:r>
     </w:p>
     <w:p>
@@ -10595,7 +10595,7 @@
         <w:pStyle w:val="Heading4"/>
       </w:pPr>
       <w:r>
-        <w:t xml:space="preserve">5.3.1 Étape 1 : Zones minéralisées par forage</w:t>
+        <w:t xml:space="preserve">Étape 1 : Zones minéralisées par forage</w:t>
       </w:r>
     </w:p>
     <w:p>
@@ -10613,7 +10613,7 @@
         <w:pStyle w:val="Heading4"/>
       </w:pPr>
       <w:r>
-        <w:t xml:space="preserve">5.3.2 Étape 2 : Surfaces minéralisées par section</w:t>
+        <w:t xml:space="preserve">Étape 2 : Surfaces minéralisées par section</w:t>
       </w:r>
     </w:p>
     <w:p>
@@ -10631,7 +10631,7 @@
         <w:pStyle w:val="Heading4"/>
       </w:pPr>
       <w:r>
-        <w:t xml:space="preserve">5.3.3 Étape 3 : Construction des volumes</w:t>
+        <w:t xml:space="preserve">Étape 3 : Construction des volumes</w:t>
       </w:r>
     </w:p>
     <w:p>
@@ -10775,7 +10775,7 @@
         <w:pStyle w:val="Heading4"/>
       </w:pPr>
       <w:r>
-        <w:t xml:space="preserve">5.3.4 Étape 4 : Intersection avec le modèle de blocs</w:t>
+        <w:t xml:space="preserve">Étape 4 : Intersection avec le modèle de blocs</w:t>
       </w:r>
     </w:p>
     <w:p>
@@ -10794,7 +10794,7 @@
         <w:pStyle w:val="Heading3"/>
       </w:pPr>
       <w:r>
-        <w:t xml:space="preserve">5.4 Méthodes « manuelles » : estimation entre deux sections</w:t>
+        <w:t xml:space="preserve">Méthodes « manuelles » : estimation entre deux sections</w:t>
       </w:r>
     </w:p>
     <w:p>
@@ -11223,7 +11223,7 @@
         <w:pStyle w:val="Heading3"/>
       </w:pPr>
       <w:r>
-        <w:t xml:space="preserve">5.5 Formules entre deux sections</w:t>
+        <w:t xml:space="preserve">Formules entre deux sections</w:t>
       </w:r>
     </w:p>
     <w:p>
@@ -14049,7 +14049,7 @@
         <w:pStyle w:val="Heading3"/>
       </w:pPr>
       <w:r>
-        <w:t xml:space="preserve">5.6 Exemple numérique</w:t>
+        <w:t xml:space="preserve">Exemple numérique</w:t>
       </w:r>
     </w:p>
     <w:p>
@@ -14781,7 +14781,7 @@
         <w:pStyle w:val="Heading3"/>
       </w:pPr>
       <w:r>
-        <w:t xml:space="preserve">5.7 Sections de bout</w:t>
+        <w:t xml:space="preserve">Sections de bout</w:t>
       </w:r>
     </w:p>
     <w:p>
